--- a/data/revised_2026-10_full/tracked/v2/Maths/SS1.1_Real_Numbers/Mathematics_Real_Numbers_FinalExplanation_TRACKED.docx
+++ b/data/revised_2026-10_full/tracked/v2/Maths/SS1.1_Real_Numbers/Mathematics_Real_Numbers_FinalExplanation_TRACKED.docx
@@ -436,7 +436,7 @@
               </w:rPr>
               <w:t xml:space="preserve">You have finished the unit on real numbers. Now answer the Driving Question: How do we use real numbers in everyday life, and why are reciprocals important? Use Achieng's trip to the duka near Kibuye Market in Kisumu as your main example. Write your answer in the space under each prompt. Use evidence and numbers from your lessons, your Driving Question Board (DQB) and your unit model. Show your working where you calculate. </w:t>
             </w:r>
-            <w:ins w:id="9001" w:author="Claude (AI) - proposed" w:date="2026-10-15T12:57:30Z">
+            <w:ins w:id="9001" w:author="Claude (AI) - proposed" w:date="2026-10-18T00:30:40Z">
               <w:r>
                 <w:rPr>
                   <w:rFonts w:ascii="Arial" w:cs="Arial" w:eastAsia="Arial" w:hAnsi="Arial"/>
@@ -464,7 +464,7 @@
               </w:rPr>
               <w:t xml:space="preserve">Write clearly and explain your reasoning in full sentences.</w:t>
             </w:r>
-            <w:ins w:id="9002" w:author="Claude (AI) - proposed" w:date="2026-10-15T12:57:30Z">
+            <w:ins w:id="9002" w:author="Claude (AI) - proposed" w:date="2026-10-18T00:30:40Z">
               <w:r>
                 <w:rPr>
                   <w:rFonts w:ascii="Arial" w:cs="Arial" w:eastAsia="Arial" w:hAnsi="Arial"/>
@@ -1397,7 +1397,7 @@
               <w:spacing w:after="40" w:before="0"/>
               <w:jc w:val="left"/>
             </w:pPr>
-            <w:ins w:id="9003" w:author="Claude (AI) - proposed" w:date="2026-10-15T12:57:30Z">
+            <w:ins w:id="9003" w:author="Claude (AI) - proposed" w:date="2026-10-18T00:30:40Z">
               <w:r>
                 <w:rPr>
                   <w:rFonts w:ascii="Arial" w:cs="Arial" w:eastAsia="Arial" w:hAnsi="Arial"/>
@@ -1445,7 +1445,7 @@
               <w:spacing w:after="40" w:before="0"/>
               <w:jc w:val="left"/>
             </w:pPr>
-            <w:ins w:id="9004" w:author="Claude (AI) - proposed" w:date="2026-10-15T12:57:30Z">
+            <w:ins w:id="9004" w:author="Claude (AI) - proposed" w:date="2026-10-18T00:30:40Z">
               <w:r>
                 <w:rPr>
                   <w:rFonts w:ascii="Arial" w:cs="Arial" w:eastAsia="Arial" w:hAnsi="Arial"/>
@@ -1493,7 +1493,7 @@
               <w:spacing w:after="40" w:before="0"/>
               <w:jc w:val="left"/>
             </w:pPr>
-            <w:ins w:id="9005" w:author="Claude (AI) - proposed" w:date="2026-10-15T12:57:30Z">
+            <w:ins w:id="9005" w:author="Claude (AI) - proposed" w:date="2026-10-18T00:30:40Z">
               <w:r>
                 <w:rPr>
                   <w:rFonts w:ascii="Arial" w:cs="Arial" w:eastAsia="Arial" w:hAnsi="Arial"/>
@@ -1576,7 +1576,7 @@
               <w:spacing w:after="40" w:before="0"/>
               <w:jc w:val="left"/>
             </w:pPr>
-            <w:ins w:id="9006" w:author="Claude (AI) - proposed" w:date="2026-10-15T12:57:30Z">
+            <w:ins w:id="9006" w:author="Claude (AI) - proposed" w:date="2026-10-18T00:30:40Z">
               <w:r>
                 <w:rPr>
                   <w:rFonts w:ascii="Arial" w:cs="Arial" w:eastAsia="Arial" w:hAnsi="Arial"/>
@@ -1624,7 +1624,7 @@
               <w:spacing w:after="40" w:before="0"/>
               <w:jc w:val="left"/>
             </w:pPr>
-            <w:ins w:id="9007" w:author="Claude (AI) - proposed" w:date="2026-10-15T12:57:30Z">
+            <w:ins w:id="9007" w:author="Claude (AI) - proposed" w:date="2026-10-18T00:30:40Z">
               <w:r>
                 <w:rPr>
                   <w:rFonts w:ascii="Arial" w:cs="Arial" w:eastAsia="Arial" w:hAnsi="Arial"/>
@@ -1672,7 +1672,7 @@
               <w:spacing w:after="40" w:before="0"/>
               <w:jc w:val="left"/>
             </w:pPr>
-            <w:ins w:id="9008" w:author="Claude (AI) - proposed" w:date="2026-10-15T12:57:30Z">
+            <w:ins w:id="9008" w:author="Claude (AI) - proposed" w:date="2026-10-18T00:30:40Z">
               <w:r>
                 <w:rPr>
                   <w:rFonts w:ascii="Arial" w:cs="Arial" w:eastAsia="Arial" w:hAnsi="Arial"/>
@@ -1755,7 +1755,7 @@
               <w:spacing w:after="40" w:before="0"/>
               <w:jc w:val="left"/>
             </w:pPr>
-            <w:ins w:id="9009" w:author="Claude (AI) - proposed" w:date="2026-10-15T12:57:30Z">
+            <w:ins w:id="9009" w:author="Claude (AI) - proposed" w:date="2026-10-18T00:30:40Z">
               <w:r>
                 <w:rPr>
                   <w:rFonts w:ascii="Arial" w:cs="Arial" w:eastAsia="Arial" w:hAnsi="Arial"/>
@@ -1803,7 +1803,7 @@
               <w:spacing w:after="40" w:before="0"/>
               <w:jc w:val="left"/>
             </w:pPr>
-            <w:ins w:id="9010" w:author="Claude (AI) - proposed" w:date="2026-10-15T12:57:30Z">
+            <w:ins w:id="9010" w:author="Claude (AI) - proposed" w:date="2026-10-18T00:30:40Z">
               <w:r>
                 <w:rPr>
                   <w:rFonts w:ascii="Arial" w:cs="Arial" w:eastAsia="Arial" w:hAnsi="Arial"/>
@@ -1851,7 +1851,7 @@
               <w:spacing w:after="40" w:before="0"/>
               <w:jc w:val="left"/>
             </w:pPr>
-            <w:ins w:id="9011" w:author="Claude (AI) - proposed" w:date="2026-10-15T12:57:30Z">
+            <w:ins w:id="9011" w:author="Claude (AI) - proposed" w:date="2026-10-18T00:30:40Z">
               <w:r>
                 <w:rPr>
                   <w:rFonts w:ascii="Arial" w:cs="Arial" w:eastAsia="Arial" w:hAnsi="Arial"/>
@@ -1934,7 +1934,7 @@
               <w:spacing w:after="40" w:before="0"/>
               <w:jc w:val="left"/>
             </w:pPr>
-            <w:ins w:id="9012" w:author="Claude (AI) - proposed" w:date="2026-10-15T12:57:30Z">
+            <w:ins w:id="9012" w:author="Claude (AI) - proposed" w:date="2026-10-18T00:30:40Z">
               <w:r>
                 <w:rPr>
                   <w:rFonts w:ascii="Arial" w:cs="Arial" w:eastAsia="Arial" w:hAnsi="Arial"/>
@@ -1982,7 +1982,7 @@
               <w:spacing w:after="40" w:before="0"/>
               <w:jc w:val="left"/>
             </w:pPr>
-            <w:ins w:id="9013" w:author="Claude (AI) - proposed" w:date="2026-10-15T12:57:30Z">
+            <w:ins w:id="9013" w:author="Claude (AI) - proposed" w:date="2026-10-18T00:30:40Z">
               <w:r>
                 <w:rPr>
                   <w:rFonts w:ascii="Arial" w:cs="Arial" w:eastAsia="Arial" w:hAnsi="Arial"/>
@@ -2030,7 +2030,7 @@
               <w:spacing w:after="40" w:before="0"/>
               <w:jc w:val="left"/>
             </w:pPr>
-            <w:ins w:id="9014" w:author="Claude (AI) - proposed" w:date="2026-10-15T12:57:30Z">
+            <w:ins w:id="9014" w:author="Claude (AI) - proposed" w:date="2026-10-18T00:30:40Z">
               <w:r>
                 <w:rPr>
                   <w:rFonts w:ascii="Arial" w:cs="Arial" w:eastAsia="Arial" w:hAnsi="Arial"/>
@@ -2113,7 +2113,7 @@
               <w:spacing w:after="40" w:before="0"/>
               <w:jc w:val="left"/>
             </w:pPr>
-            <w:ins w:id="9015" w:author="Claude (AI) - proposed" w:date="2026-10-15T12:57:30Z">
+            <w:ins w:id="9015" w:author="Claude (AI) - proposed" w:date="2026-10-18T00:30:40Z">
               <w:r>
                 <w:rPr>
                   <w:rFonts w:ascii="Arial" w:cs="Arial" w:eastAsia="Arial" w:hAnsi="Arial"/>
@@ -2161,7 +2161,7 @@
               <w:spacing w:after="40" w:before="0"/>
               <w:jc w:val="left"/>
             </w:pPr>
-            <w:ins w:id="9016" w:author="Claude (AI) - proposed" w:date="2026-10-15T12:57:30Z">
+            <w:ins w:id="9016" w:author="Claude (AI) - proposed" w:date="2026-10-18T00:30:40Z">
               <w:r>
                 <w:rPr>
                   <w:rFonts w:ascii="Arial" w:cs="Arial" w:eastAsia="Arial" w:hAnsi="Arial"/>
@@ -2209,7 +2209,7 @@
               <w:spacing w:after="40" w:before="0"/>
               <w:jc w:val="left"/>
             </w:pPr>
-            <w:ins w:id="9017" w:author="Claude (AI) - proposed" w:date="2026-10-15T12:57:30Z">
+            <w:ins w:id="9017" w:author="Claude (AI) - proposed" w:date="2026-10-18T00:30:40Z">
               <w:r>
                 <w:rPr>
                   <w:rFonts w:ascii="Arial" w:cs="Arial" w:eastAsia="Arial" w:hAnsi="Arial"/>
@@ -2359,7 +2359,7 @@
         </w:rPr>
         <w:t xml:space="preserve">© 2026 SeaVuria and ARES. This work is licensed under a </w:t>
       </w:r>
-      <w:hyperlink w:history="1" r:id="rIdqkh_f53zrv5bpvxvg5my-">
+      <w:hyperlink w:history="1" r:id="rIdkudqskoe2osdtguuwdiop">
         <w:r>
           <w:rPr>
             <w:rFonts w:ascii="Arial" w:cs="Arial" w:eastAsia="Arial" w:hAnsi="Arial"/>
@@ -2379,7 +2379,7 @@
         </w:rPr>
         <w:t xml:space="preserve"> (</w:t>
       </w:r>
-      <w:hyperlink w:history="1" r:id="rId21c4h72bqihy3wvcxfw7d">
+      <w:hyperlink w:history="1" r:id="rIdj-fq4hgw0dgnsneys7-nv">
         <w:r>
           <w:rPr>
             <w:rFonts w:ascii="Arial" w:cs="Arial" w:eastAsia="Arial" w:hAnsi="Arial"/>
@@ -2399,7 +2399,7 @@
         </w:rPr>
         <w:t xml:space="preserve">). To view a copy of this license, visit </w:t>
       </w:r>
-      <w:hyperlink w:history="1" r:id="rIdq0opj1z-tdcqbc8qee2qw">
+      <w:hyperlink w:history="1" r:id="rId5jp1pmbfkeshf_sb_kblp">
         <w:r>
           <w:rPr>
             <w:rFonts w:ascii="Arial" w:cs="Arial" w:eastAsia="Arial" w:hAnsi="Arial"/>
